--- a/assets/Hilux-Fokou-Ngoumo-Tech-Resume.docx
+++ b/assets/Hilux-Fokou-Ngoumo-Tech-Resume.docx
@@ -710,7 +710,7 @@
         <w:rPr>
           <w:sz w:val="20"/>
         </w:rPr>
-        <w:t>UNDP Tech4Peace Cybersecurity Fellow (2025) · Outstanding Achiever, GITAM (2024) · 3rd place, National HackFest (2023) · UNESCO Youth Hackathon Global Team Award (2023) · Open Doors Scholarship, ITMO (2025) · Study in India Fully-Funded Scholarship (2021). Languages: English and French (native), Russian (B1), German (basic).</w:t>
+        <w:t>Plant-for-the-Planet Global Ambassador Council, one of 16 young climate leaders worldwide (2025 – 2027) · UNDP Tech4Peace Cybersecurity Fellow (2025) · Outstanding Achiever, GITAM (2024) · 3rd place, National HackFest (2023) · UNESCO Youth Hackathon Global Team Award (2023) · Open Doors Scholarship, ITMO (2025) · Study in India Fully-Funded Scholarship (2021). Languages: English and French (native), Russian (B1), German (basic).</w:t>
       </w:r>
     </w:p>
     <w:sectPr>

--- a/assets/Hilux-Fokou-Ngoumo-Tech-Resume.docx
+++ b/assets/Hilux-Fokou-Ngoumo-Tech-Resume.docx
@@ -37,7 +37,7 @@
           <w:color w:val="3F4657"/>
           <w:sz w:val="18"/>
         </w:rPr>
-        <w:t>Saint Petersburg, Russia · +7 969 200-59-91 · hiluxfokou33@gmail.com</w:t>
+        <w:t>+7 969 200-59-91 · hiluxfokou33@gmail.com</w:t>
       </w:r>
     </w:p>
     <w:p>
@@ -548,7 +548,7 @@
           <w:color w:val="3F4657"/>
           <w:sz w:val="20"/>
         </w:rPr>
-        <w:t xml:space="preserve">  —  ITMO University, Saint Petersburg, Russia</w:t>
+        <w:t xml:space="preserve">  —  ITMO University, Russia</w:t>
       </w:r>
       <w:r>
         <w:rPr>
@@ -571,6 +571,50 @@
           <w:sz w:val="20"/>
         </w:rPr>
         <w:t>Coursework: cryptography, cybersecurity analysis, network security, machine learning. Open Doors scholarship.</w:t>
+      </w:r>
+    </w:p>
+    <w:p>
+      <w:pPr>
+        <w:tabs>
+          <w:tab w:pos="9936" w:val="right"/>
+        </w:tabs>
+        <w:spacing w:after="0"/>
+      </w:pPr>
+      <w:r>
+        <w:rPr>
+          <w:b/>
+          <w:sz w:val="20"/>
+        </w:rPr>
+        <w:t>Semester Exchange, Information Security</w:t>
+      </w:r>
+      <w:r>
+        <w:rPr>
+          <w:color w:val="3F4657"/>
+          <w:sz w:val="20"/>
+        </w:rPr>
+        <w:t xml:space="preserve">  —  Parul University, India</w:t>
+      </w:r>
+      <w:r>
+        <w:rPr>
+          <w:b/>
+          <w:color w:val="5A6273"/>
+          <w:sz w:val="18"/>
+        </w:rPr>
+        <w:tab/>
+        <w:t>Aug 2026 – Feb 2027</w:t>
+      </w:r>
+    </w:p>
+    <w:p>
+      <w:pPr>
+        <w:pStyle w:val="ListBullet"/>
+        <w:spacing w:after="20"/>
+        <w:ind w:left="317"/>
+      </w:pPr>
+      <w:r>
+        <w:rPr>
+          <w:sz w:val="20"/>
+        </w:rPr>
+        <w:t>Exchange semester within the ITMO MSc programme.</w:t>
       </w:r>
     </w:p>
     <w:p>
